--- a/DocumentacaoFinal/INTEGRA_2026_Entrega_7_09_Associacao_Dispositivo_Lacre_Cilindro.docx
+++ b/DocumentacaoFinal/INTEGRA_2026_Entrega_7_09_Associacao_Dispositivo_Lacre_Cilindro.docx
@@ -605,7 +605,7 @@
                 <w:szCs w:val="17"/>
                 <w:lang w:val="pt-BR"/>
               </w:rPr>
-              <w:t xml:space="preserve">Pedido de Natã da Silva Baracho: implementar a associação dispositivo → lacre → cilindro com as regras do FluxID, lembrando que o cadastro oficial fica no FluxID.</w:t>
+              <w:t xml:space="preserve">Síntese das instruções dadas à IA. Contexto: o cadastro oficial de lacres e cilindros fica no FluxID. Tarefa: implementar na API a associação dispositivo → lacre → cilindro, com as regras do FluxID. Restrições: tratar a Oxide como cópia provisória do cadastro; definir as regras de vínculo com o responsável antes de codar. Entrega esperada: rotas, testes, documentação e relatório.</w:t>
             </w:r>
           </w:p>
         </w:tc>
@@ -883,7 +883,7 @@
                 <w:szCs w:val="17"/>
                 <w:lang w:val="pt-BR"/>
               </w:rPr>
-              <w:t xml:space="preserve">Suíte automatizada com 71 de 71 casos, em duas rodadas; Roteiro sem regressão (67 respostas idênticas à entrega anterior) e 17 respostas novas conforme; banco criado só pelo script do Oxidedb.md com 71 de 71; banco real restaurado idêntico. Aprovado por Natã da Silva Baracho.</w:t>
+              <w:t xml:space="preserve">Natã da Silva Baracho, responsável pelo backend, leu o relatório de teste, conferiu os resultados com o que tinha pedido e respondeu o questionário de validação. Aprovou a entrega em 06/10/2026. Evidências do relatório: suíte com 71 de 71 casos, em duas rodadas; roteiro sem regressão (67 respostas idênticas à entrega anterior) e 17 respostas novas conforme; banco criado só pelo script do Oxidedb.md com 71 de 71; banco real restaurado idêntico. Os testes foram executados pela IA; a decisão de aprovar foi do responsável.</w:t>
             </w:r>
           </w:p>
         </w:tc>
